--- a/doc/09-docker-deployment-and-operations.docx
+++ b/doc/09-docker-deployment-and-operations.docx
@@ -3475,6 +3475,91 @@
           </w:p>
         </w:tc>
       </w:tr>
+      <w:tr>
+        <w:tc>
+          <w:tcPr/>
+          <w:p>
+            <w:pPr>
+              <w:pStyle w:val="Compact"/>
+            </w:pPr>
+            <w:r>
+              <w:rPr>
+                <w:rStyle w:val="VerbatimChar"/>
+              </w:rPr>
+              <w:t xml:space="preserve">IP_ACCESS_TRUSTED_PROXIES</w:t>
+            </w:r>
+          </w:p>
+        </w:tc>
+        <w:tc>
+          <w:tcPr/>
+          <w:p>
+            <w:pPr>
+              <w:pStyle w:val="Compact"/>
+            </w:pPr>
+            <w:r>
+              <w:t xml:space="preserve">optional</w:t>
+            </w:r>
+          </w:p>
+        </w:tc>
+        <w:tc>
+          <w:tcPr/>
+          <w:p>
+            <w:pPr>
+              <w:pStyle w:val="Compact"/>
+            </w:pPr>
+            <w:r>
+              <w:rPr>
+                <w:rStyle w:val="VerbatimChar"/>
+              </w:rPr>
+              <w:t xml:space="preserve">''</w:t>
+            </w:r>
+          </w:p>
+        </w:tc>
+        <w:tc>
+          <w:tcPr/>
+          <w:p>
+            <w:pPr>
+              <w:pStyle w:val="Compact"/>
+            </w:pPr>
+            <w:r>
+              <w:t xml:space="preserve">addresses of the reverse proxy in front of the app (</w:t>
+            </w:r>
+            <w:r>
+              <w:rPr>
+                <w:rStyle w:val="VerbatimChar"/>
+              </w:rPr>
+              <w:t xml:space="preserve">nginx</w:t>
+            </w:r>
+            <w:r>
+              <w:t xml:space="preserve"> </w:t>
+            </w:r>
+            <w:r>
+              <w:t xml:space="preserve">machine, plus the Docker bridge gateway</w:t>
+            </w:r>
+            <w:r>
+              <w:t xml:space="preserve"> </w:t>
+            </w:r>
+            <w:r>
+              <w:rPr>
+                <w:rStyle w:val="VerbatimChar"/>
+              </w:rPr>
+              <w:t xml:space="preserve">172.17.0.1</w:t>
+            </w:r>
+            <w:r>
+              <w:t xml:space="preserve"> </w:t>
+            </w:r>
+            <w:r>
+              <w:t xml:space="preserve">when a port is published). Empty means the app is reached directly, and then the allowlist compares the socket address. See</w:t>
+            </w:r>
+            <w:r>
+              <w:t xml:space="preserve"> </w:t>
+            </w:r>
+            <w:r>
+              <w:t xml:space="preserve">“Real client IPs and the allowlist”</w:t>
+            </w:r>
+          </w:p>
+        </w:tc>
+      </w:tr>
     </w:tbl>
     <w:p>
       <w:pPr>
@@ -5069,37 +5154,263 @@
         <w:pStyle w:val="FirstParagraph"/>
       </w:pPr>
       <w:r>
-        <w:rPr>
-          <w:rStyle w:val="VerbatimChar"/>
-        </w:rPr>
-        <w:t xml:space="preserve">app.set('trust proxy', 1)</w:t>
-      </w:r>
-      <w:r>
-        <w:t xml:space="preserve"> </w:t>
-      </w:r>
-      <w:r>
-        <w:t xml:space="preserve">is on, so rate limiters use the left-most address</w:t>
-      </w:r>
-      <w:r>
-        <w:t xml:space="preserve"> </w:t>
-      </w:r>
-      <w:r>
-        <w:t xml:space="preserve">in</w:t>
-      </w:r>
-      <w:r>
-        <w:t xml:space="preserve"> </w:t>
-      </w:r>
-      <w:r>
-        <w:rPr>
-          <w:rStyle w:val="VerbatimChar"/>
-        </w:rPr>
-        <w:t xml:space="preserve">X-Forwarded-For</w:t>
-      </w:r>
-      <w:r>
-        <w:t xml:space="preserve"> </w:t>
-      </w:r>
-      <w:r>
-        <w:t xml:space="preserve">(one trusted hop). The</w:t>
+        <w:t xml:space="preserve">The gate needs the visitor’s own address, and three different values can be in</w:t>
+      </w:r>
+      <w:r>
+        <w:t xml:space="preserve"> </w:t>
+      </w:r>
+      <w:r>
+        <w:t xml:space="preserve">play: the visitor’s real IP, the nginx machine’s IP, and (under Docker) the</w:t>
+      </w:r>
+      <w:r>
+        <w:t xml:space="preserve"> </w:t>
+      </w:r>
+      <w:r>
+        <w:t xml:space="preserve">bridge gateway.</w:t>
+      </w:r>
+      <w:r>
+        <w:t xml:space="preserve"> </w:t>
+      </w:r>
+      <w:r>
+        <w:rPr>
+          <w:rStyle w:val="VerbatimChar"/>
+        </w:rPr>
+        <w:t xml:space="preserve">modules/ipAccess/service.js</w:t>
+      </w:r>
+      <w:r>
+        <w:t xml:space="preserve"> </w:t>
+      </w:r>
+      <w:r>
+        <w:t xml:space="preserve">resolves it like this:</w:t>
+      </w:r>
+    </w:p>
+    <w:tbl>
+      <w:tblPr>
+        <w:tblStyle w:val="Table"/>
+        <w:tblW w:type="pct" w:w="5000"/>
+        <w:tblLayout w:type="fixed"/>
+        <w:tblLook w:firstRow="1" w:lastRow="0" w:firstColumn="0" w:lastColumn="0" w:noHBand="0" w:noVBand="0" w:val="0020"/>
+      </w:tblPr>
+      <w:tblGrid>
+        <w:gridCol w:w="3960"/>
+        <w:gridCol w:w="3960"/>
+      </w:tblGrid>
+      <w:tr>
+        <w:trPr>
+          <w:tblHeader w:val="on"/>
+        </w:trPr>
+        <w:tc>
+          <w:tcPr/>
+          <w:p>
+            <w:pPr>
+              <w:pStyle w:val="Compact"/>
+            </w:pPr>
+            <w:r>
+              <w:t xml:space="preserve">Situation</w:t>
+            </w:r>
+          </w:p>
+        </w:tc>
+        <w:tc>
+          <w:tcPr/>
+          <w:p>
+            <w:pPr>
+              <w:pStyle w:val="Compact"/>
+            </w:pPr>
+            <w:r>
+              <w:t xml:space="preserve">What the allowlist compares</w:t>
+            </w:r>
+          </w:p>
+        </w:tc>
+      </w:tr>
+      <w:tr>
+        <w:tc>
+          <w:tcPr/>
+          <w:p>
+            <w:pPr>
+              <w:pStyle w:val="Compact"/>
+            </w:pPr>
+            <w:r>
+              <w:rPr>
+                <w:rStyle w:val="VerbatimChar"/>
+              </w:rPr>
+              <w:t xml:space="preserve">IP_ACCESS_TRUSTED_PROXIES</w:t>
+            </w:r>
+            <w:r>
+              <w:t xml:space="preserve"> </w:t>
+            </w:r>
+            <w:r>
+              <w:t xml:space="preserve">empty (default)</w:t>
+            </w:r>
+          </w:p>
+        </w:tc>
+        <w:tc>
+          <w:tcPr/>
+          <w:p>
+            <w:pPr>
+              <w:pStyle w:val="Compact"/>
+            </w:pPr>
+            <w:r>
+              <w:t xml:space="preserve">the TCP socket address. Nothing is trusted, so no header can fool the gate — the behaviour a direct-LAN, localhost or</w:t>
+            </w:r>
+            <w:r>
+              <w:t xml:space="preserve"> </w:t>
+            </w:r>
+            <w:r>
+              <w:rPr>
+                <w:rStyle w:val="VerbatimChar"/>
+              </w:rPr>
+              <w:t xml:space="preserve">network_mode: "host"</w:t>
+            </w:r>
+            <w:r>
+              <w:t xml:space="preserve"> </w:t>
+            </w:r>
+            <w:r>
+              <w:t xml:space="preserve">deployment wants</w:t>
+            </w:r>
+          </w:p>
+        </w:tc>
+      </w:tr>
+      <w:tr>
+        <w:tc>
+          <w:tcPr/>
+          <w:p>
+            <w:pPr>
+              <w:pStyle w:val="Compact"/>
+            </w:pPr>
+            <w:r>
+              <w:t xml:space="preserve">List set</w:t>
+            </w:r>
+            <w:r>
+              <w:t xml:space="preserve"> </w:t>
+            </w:r>
+            <w:r>
+              <w:rPr>
+                <w:b/>
+                <w:bCs/>
+              </w:rPr>
+              <w:t xml:space="preserve">and</w:t>
+            </w:r>
+            <w:r>
+              <w:t xml:space="preserve"> </w:t>
+            </w:r>
+            <w:r>
+              <w:t xml:space="preserve">the socket peer is in it</w:t>
+            </w:r>
+          </w:p>
+        </w:tc>
+        <w:tc>
+          <w:tcPr/>
+          <w:p>
+            <w:pPr>
+              <w:pStyle w:val="Compact"/>
+            </w:pPr>
+            <w:r>
+              <w:t xml:space="preserve">the right-most address in</w:t>
+            </w:r>
+            <w:r>
+              <w:t xml:space="preserve"> </w:t>
+            </w:r>
+            <w:r>
+              <w:rPr>
+                <w:rStyle w:val="VerbatimChar"/>
+              </w:rPr>
+              <w:t xml:space="preserve">X-Forwarded-For</w:t>
+            </w:r>
+            <w:r>
+              <w:t xml:space="preserve"> </w:t>
+            </w:r>
+            <w:r>
+              <w:t xml:space="preserve">that is not itself listed (then</w:t>
+            </w:r>
+            <w:r>
+              <w:t xml:space="preserve"> </w:t>
+            </w:r>
+            <w:r>
+              <w:rPr>
+                <w:rStyle w:val="VerbatimChar"/>
+              </w:rPr>
+              <w:t xml:space="preserve">X-Real-IP</w:t>
+            </w:r>
+            <w:r>
+              <w:t xml:space="preserve">, then the socket address)</w:t>
+            </w:r>
+          </w:p>
+        </w:tc>
+      </w:tr>
+      <w:tr>
+        <w:tc>
+          <w:tcPr/>
+          <w:p>
+            <w:pPr>
+              <w:pStyle w:val="Compact"/>
+            </w:pPr>
+            <w:r>
+              <w:t xml:space="preserve">List set</w:t>
+            </w:r>
+            <w:r>
+              <w:t xml:space="preserve"> </w:t>
+            </w:r>
+            <w:r>
+              <w:rPr>
+                <w:b/>
+                <w:bCs/>
+              </w:rPr>
+              <w:t xml:space="preserve">but</w:t>
+            </w:r>
+            <w:r>
+              <w:t xml:space="preserve"> </w:t>
+            </w:r>
+            <w:r>
+              <w:t xml:space="preserve">the socket peer is not in it</w:t>
+            </w:r>
+          </w:p>
+        </w:tc>
+        <w:tc>
+          <w:tcPr/>
+          <w:p>
+            <w:pPr>
+              <w:pStyle w:val="Compact"/>
+            </w:pPr>
+            <w:r>
+              <w:t xml:space="preserve">the TCP socket address — a direct hit on the published port cannot claim to be somebody else</w:t>
+            </w:r>
+          </w:p>
+        </w:tc>
+      </w:tr>
+    </w:tbl>
+    <w:p>
+      <w:pPr>
+        <w:pStyle w:val="BodyText"/>
+      </w:pPr>
+      <w:r>
+        <w:t xml:space="preserve">Because a normal nginx</w:t>
+      </w:r>
+      <w:r>
+        <w:t xml:space="preserve"> </w:t>
+      </w:r>
+      <w:r>
+        <w:rPr>
+          <w:rStyle w:val="VerbatimChar"/>
+        </w:rPr>
+        <w:t xml:space="preserve">location</w:t>
+      </w:r>
+      <w:r>
+        <w:t xml:space="preserve"> </w:t>
+      </w:r>
+      <w:r>
+        <w:t xml:space="preserve">block appends its own peer with</w:t>
+      </w:r>
+      <w:r>
+        <w:t xml:space="preserve"> </w:t>
+      </w:r>
+      <w:r>
+        <w:rPr>
+          <w:rStyle w:val="VerbatimChar"/>
+        </w:rPr>
+        <w:t xml:space="preserve">$proxy_add_x_forwarded_for</w:t>
+      </w:r>
+      <w:r>
+        <w:t xml:space="preserve">, the honest address always lands on the</w:t>
       </w:r>
       <w:r>
         <w:t xml:space="preserve"> </w:t>
@@ -5109,49 +5420,31 @@
           <w:b/>
           <w:bCs/>
         </w:rPr>
-        <w:t xml:space="preserve">IP allowlist does not</w:t>
-      </w:r>
-      <w:r>
-        <w:t xml:space="preserve"> </w:t>
-      </w:r>
-      <w:r>
-        <w:t xml:space="preserve">— it reads</w:t>
-      </w:r>
-      <w:r>
-        <w:t xml:space="preserve"> </w:t>
-      </w:r>
-      <w:r>
-        <w:rPr>
-          <w:rStyle w:val="VerbatimChar"/>
-        </w:rPr>
-        <w:t xml:space="preserve">req.socket.remoteAddress</w:t>
-      </w:r>
-      <w:r>
-        <w:t xml:space="preserve">, because that header is attacker-controlled and a</w:t>
-      </w:r>
-      <w:r>
-        <w:t xml:space="preserve"> </w:t>
-      </w:r>
-      <w:r>
-        <w:t xml:space="preserve">gate built on it can be bypassed by typing a header. That difference is</w:t>
-      </w:r>
-      <w:r>
-        <w:t xml:space="preserve"> </w:t>
-      </w:r>
-      <w:r>
-        <w:t xml:space="preserve">deliberate and is documented in</w:t>
-      </w:r>
-      <w:r>
-        <w:t xml:space="preserve"> </w:t>
-      </w:r>
-      <w:r>
-        <w:rPr>
-          <w:rStyle w:val="VerbatimChar"/>
-        </w:rPr>
-        <w:t xml:space="preserve">modules/ipAccess/service.js</w:t>
-      </w:r>
-      <w:r>
-        <w:t xml:space="preserve">.</w:t>
+        <w:t xml:space="preserve">right</w:t>
+      </w:r>
+      <w:r>
+        <w:t xml:space="preserve"> </w:t>
+      </w:r>
+      <w:r>
+        <w:t xml:space="preserve">of</w:t>
+      </w:r>
+      <w:r>
+        <w:t xml:space="preserve"> </w:t>
+      </w:r>
+      <w:r>
+        <w:t xml:space="preserve">the chain, and whatever the visitor typed sits further left and is never</w:t>
+      </w:r>
+      <w:r>
+        <w:t xml:space="preserve"> </w:t>
+      </w:r>
+      <w:r>
+        <w:t xml:space="preserve">reached. That is why the list is scanned right-to-left and not left-to-right:</w:t>
+      </w:r>
+      <w:r>
+        <w:t xml:space="preserve"> </w:t>
+      </w:r>
+      <w:r>
+        <w:t xml:space="preserve">the left-most entry is exactly the one a client controls.</w:t>
       </w:r>
     </w:p>
     <w:p>
@@ -5159,7 +5452,107 @@
         <w:pStyle w:val="BodyText"/>
       </w:pPr>
       <w:r>
-        <w:t xml:space="preserve">Practical consequences on a Docker deployment:</w:t>
+        <w:rPr>
+          <w:rStyle w:val="VerbatimChar"/>
+        </w:rPr>
+        <w:t xml:space="preserve">app.set('trust proxy', 1)</w:t>
+      </w:r>
+      <w:r>
+        <w:t xml:space="preserve"> </w:t>
+      </w:r>
+      <w:r>
+        <w:t xml:space="preserve">is untouched, so</w:t>
+      </w:r>
+      <w:r>
+        <w:t xml:space="preserve"> </w:t>
+      </w:r>
+      <w:r>
+        <w:rPr>
+          <w:rStyle w:val="VerbatimChar"/>
+        </w:rPr>
+        <w:t xml:space="preserve">req.ip</w:t>
+      </w:r>
+      <w:r>
+        <w:t xml:space="preserve"> </w:t>
+      </w:r>
+      <w:r>
+        <w:t xml:space="preserve">— which the rate limits</w:t>
+      </w:r>
+      <w:r>
+        <w:t xml:space="preserve"> </w:t>
+      </w:r>
+      <w:r>
+        <w:t xml:space="preserve">use (login 10/15 min, Quick Entry 5/15 min, email test 20/5 min) — keeps its</w:t>
+      </w:r>
+      <w:r>
+        <w:t xml:space="preserve"> </w:t>
+      </w:r>
+      <w:r>
+        <w:t xml:space="preserve">current meaning. Only the allowlist gained the new resolution.</w:t>
+      </w:r>
+    </w:p>
+    <w:p>
+      <w:pPr>
+        <w:pStyle w:val="BodyText"/>
+      </w:pPr>
+      <w:r>
+        <w:t xml:space="preserve">Set it up:</w:t>
+      </w:r>
+    </w:p>
+    <w:p>
+      <w:pPr>
+        <w:pStyle w:val="SourceCode"/>
+      </w:pPr>
+      <w:r>
+        <w:rPr>
+          <w:rStyle w:val="CommentTok"/>
+        </w:rPr>
+        <w:t xml:space="preserve"># nginx on another machine, container reached through a published port.</w:t>
+      </w:r>
+      <w:r>
+        <w:br/>
+      </w:r>
+      <w:r>
+        <w:rPr>
+          <w:rStyle w:val="CommentTok"/>
+        </w:rPr>
+        <w:t xml:space="preserve"># Include the bridge gateway too: with Docker's default userland proxy that is</w:t>
+      </w:r>
+      <w:r>
+        <w:br/>
+      </w:r>
+      <w:r>
+        <w:rPr>
+          <w:rStyle w:val="CommentTok"/>
+        </w:rPr>
+        <w:t xml:space="preserve"># the address the container actually sees as its peer.</w:t>
+      </w:r>
+      <w:r>
+        <w:br/>
+      </w:r>
+      <w:r>
+        <w:rPr>
+          <w:rStyle w:val="FunctionTok"/>
+        </w:rPr>
+        <w:t xml:space="preserve">IP_ACCESS_TRUSTED_PROXIES</w:t>
+      </w:r>
+      <w:r>
+        <w:rPr>
+          <w:rStyle w:val="KeywordTok"/>
+        </w:rPr>
+        <w:t xml:space="preserve">:</w:t>
+      </w:r>
+      <w:r>
+        <w:rPr>
+          <w:rStyle w:val="AttributeTok"/>
+        </w:rPr>
+        <w:t xml:space="preserve"> </w:t>
+      </w:r>
+      <w:r>
+        <w:rPr>
+          <w:rStyle w:val="StringTok"/>
+        </w:rPr>
+        <w:t xml:space="preserve">"192.168.1.10,172.17.0.1"</w:t>
       </w:r>
     </w:p>
     <w:p>
@@ -5171,38 +5564,35 @@
         </w:numPr>
       </w:pPr>
       <w:r>
-        <w:t xml:space="preserve">With a published port and Docker’s default</w:t>
-      </w:r>
-      <w:r>
-        <w:t xml:space="preserve"> </w:t>
-      </w:r>
-      <w:r>
         <w:rPr>
           <w:b/>
           <w:bCs/>
         </w:rPr>
-        <w:t xml:space="preserve">userland proxy</w:t>
-      </w:r>
-      <w:r>
-        <w:t xml:space="preserve">, the container</w:t>
-      </w:r>
-      <w:r>
-        <w:t xml:space="preserve"> </w:t>
-      </w:r>
-      <w:r>
-        <w:t xml:space="preserve">sees the bridge gateway address (something like</w:t>
-      </w:r>
-      <w:r>
-        <w:t xml:space="preserve"> </w:t>
-      </w:r>
-      <w:r>
-        <w:rPr>
-          <w:rStyle w:val="VerbatimChar"/>
-        </w:rPr>
-        <w:t xml:space="preserve">172.17.0.1</w:t>
-      </w:r>
-      <w:r>
-        <w:t xml:space="preserve">) for</w:t>
+        <w:t xml:space="preserve">Order matters — do not lock yourself out.</w:t>
+      </w:r>
+      <w:r>
+        <w:t xml:space="preserve"> </w:t>
+      </w:r>
+      <w:r>
+        <w:t xml:space="preserve">The two switches live in the</w:t>
+      </w:r>
+      <w:r>
+        <w:t xml:space="preserve"> </w:t>
+      </w:r>
+      <w:r>
+        <w:t xml:space="preserve">database, not in the environment, so a deployment that already enforces them</w:t>
+      </w:r>
+      <w:r>
+        <w:t xml:space="preserve"> </w:t>
+      </w:r>
+      <w:r>
+        <w:t xml:space="preserve">changes behaviour the moment the variable is set: the compared address goes</w:t>
+      </w:r>
+      <w:r>
+        <w:t xml:space="preserve"> </w:t>
+      </w:r>
+      <w:r>
+        <w:t xml:space="preserve">from the proxy’s to the visitor’s, and entries approved</w:t>
       </w:r>
       <w:r>
         <w:t xml:space="preserve"> </w:t>
@@ -5212,31 +5602,56 @@
           <w:i/>
           <w:iCs/>
         </w:rPr>
-        <w:t xml:space="preserve">every</w:t>
-      </w:r>
-      <w:r>
-        <w:t xml:space="preserve"> </w:t>
-      </w:r>
-      <w:r>
-        <w:t xml:space="preserve">visitor. A per-device allowlist entry will then never match, and the list</w:t>
-      </w:r>
-      <w:r>
-        <w:t xml:space="preserve"> </w:t>
-      </w:r>
-      <w:r>
-        <w:t xml:space="preserve">that</w:t>
-      </w:r>
-      <w:r>
-        <w:t xml:space="preserve"> </w:t>
-      </w:r>
-      <w:r>
-        <w:t xml:space="preserve">“works”</w:t>
-      </w:r>
-      <w:r>
-        <w:t xml:space="preserve"> </w:t>
-      </w:r>
-      <w:r>
-        <w:t xml:space="preserve">from your laptop will lock the office out.</w:t>
+        <w:t xml:space="preserve">as a proxy IP</w:t>
+      </w:r>
+      <w:r>
+        <w:t xml:space="preserve"> </w:t>
+      </w:r>
+      <w:r>
+        <w:t xml:space="preserve">stop</w:t>
+      </w:r>
+      <w:r>
+        <w:t xml:space="preserve"> </w:t>
+      </w:r>
+      <w:r>
+        <w:t xml:space="preserve">matching, which can give every admin a</w:t>
+      </w:r>
+      <w:r>
+        <w:t xml:space="preserve"> </w:t>
+      </w:r>
+      <w:r>
+        <w:rPr>
+          <w:rStyle w:val="VerbatimChar"/>
+        </w:rPr>
+        <w:t xml:space="preserve">404</w:t>
+      </w:r>
+      <w:r>
+        <w:t xml:space="preserve">. Add the admins’ own addresses to</w:t>
+      </w:r>
+      <w:r>
+        <w:t xml:space="preserve"> </w:t>
+      </w:r>
+      <w:r>
+        <w:t xml:space="preserve">the list</w:t>
+      </w:r>
+      <w:r>
+        <w:t xml:space="preserve"> </w:t>
+      </w:r>
+      <w:r>
+        <w:rPr>
+          <w:b/>
+          <w:bCs/>
+        </w:rPr>
+        <w:t xml:space="preserve">first</w:t>
+      </w:r>
+      <w:r>
+        <w:t xml:space="preserve">, keep a signed-in Settings tab open (that route is exempt</w:t>
+      </w:r>
+      <w:r>
+        <w:t xml:space="preserve"> </w:t>
+      </w:r>
+      <w:r>
+        <w:t xml:space="preserve">for a signed-in session), then recreate the container with the new variable.</w:t>
       </w:r>
     </w:p>
     <w:p>
@@ -5248,64 +5663,65 @@
         </w:numPr>
       </w:pPr>
       <w:r>
-        <w:t xml:space="preserve">Two fixes, either of which is fine:</w:t>
-      </w:r>
-      <w:r>
-        <w:t xml:space="preserve"> </w:t>
-      </w:r>
-      <w:r>
-        <w:rPr>
-          <w:rStyle w:val="VerbatimChar"/>
-        </w:rPr>
-        <w:t xml:space="preserve">network_mode: "host"</w:t>
-      </w:r>
-      <w:r>
-        <w:t xml:space="preserve"> </w:t>
-      </w:r>
-      <w:r>
-        <w:t xml:space="preserve">for this service,</w:t>
-      </w:r>
-      <w:r>
-        <w:t xml:space="preserve"> </w:t>
-      </w:r>
-      <w:r>
-        <w:t xml:space="preserve">or</w:t>
-      </w:r>
-      <w:r>
-        <w:t xml:space="preserve"> </w:t>
-      </w:r>
-      <w:r>
-        <w:rPr>
-          <w:rStyle w:val="VerbatimChar"/>
-        </w:rPr>
-        <w:t xml:space="preserve">"userland-proxy": false</w:t>
-      </w:r>
-      <w:r>
-        <w:t xml:space="preserve"> </w:t>
-      </w:r>
-      <w:r>
-        <w:t xml:space="preserve">in</w:t>
-      </w:r>
-      <w:r>
-        <w:t xml:space="preserve"> </w:t>
-      </w:r>
-      <w:r>
-        <w:rPr>
-          <w:rStyle w:val="VerbatimChar"/>
-        </w:rPr>
-        <w:t xml:space="preserve">/etc/docker/daemon.json</w:t>
-      </w:r>
-      <w:r>
-        <w:t xml:space="preserve"> </w:t>
-      </w:r>
-      <w:r>
-        <w:t xml:space="preserve">on the host</w:t>
-      </w:r>
-      <w:r>
-        <w:t xml:space="preserve"> </w:t>
-      </w:r>
-      <w:r>
-        <w:t xml:space="preserve">(Linux only; restart Docker afterwards).</w:t>
+        <w:t xml:space="preserve">Verify:</w:t>
+      </w:r>
+      <w:r>
+        <w:t xml:space="preserve"> </w:t>
+      </w:r>
+      <w:r>
+        <w:rPr>
+          <w:b/>
+          <w:bCs/>
+        </w:rPr>
+        <w:t xml:space="preserve">Settings → Network restriction</w:t>
+      </w:r>
+      <w:r>
+        <w:t xml:space="preserve"> </w:t>
+      </w:r>
+      <w:r>
+        <w:t xml:space="preserve">from a second device and read</w:t>
+      </w:r>
+      <w:r>
+        <w:t xml:space="preserve"> </w:t>
+      </w:r>
+      <w:r>
+        <w:t xml:space="preserve">“IP the server sees for you:”</w:t>
+      </w:r>
+      <w:r>
+        <w:t xml:space="preserve">. Two different devices must now show two</w:t>
+      </w:r>
+      <w:r>
+        <w:t xml:space="preserve"> </w:t>
+      </w:r>
+      <w:r>
+        <w:t xml:space="preserve">different addresses. If they still show the same one, the container is not</w:t>
+      </w:r>
+      <w:r>
+        <w:t xml:space="preserve"> </w:t>
+      </w:r>
+      <w:r>
+        <w:t xml:space="preserve">seeing a usable chain — either the proxy address is missing from the list or</w:t>
+      </w:r>
+      <w:r>
+        <w:t xml:space="preserve"> </w:t>
+      </w:r>
+      <w:r>
+        <w:t xml:space="preserve">nginx forwards no</w:t>
+      </w:r>
+      <w:r>
+        <w:t xml:space="preserve"> </w:t>
+      </w:r>
+      <w:r>
+        <w:rPr>
+          <w:rStyle w:val="VerbatimChar"/>
+        </w:rPr>
+        <w:t xml:space="preserve">X-Forwarded-For</w:t>
+      </w:r>
+      <w:r>
+        <w:t xml:space="preserve"> </w:t>
+      </w:r>
+      <w:r>
+        <w:t xml:space="preserve">at all.</w:t>
       </w:r>
     </w:p>
     <w:p>
@@ -5317,55 +5733,31 @@
         </w:numPr>
       </w:pPr>
       <w:r>
-        <w:t xml:space="preserve">Always verify before switching a gate on: open</w:t>
-      </w:r>
-      <w:r>
-        <w:t xml:space="preserve"> </w:t>
-      </w:r>
-      <w:r>
-        <w:rPr>
-          <w:b/>
-          <w:bCs/>
-        </w:rPr>
-        <w:t xml:space="preserve">Settings → Network</w:t>
-      </w:r>
-      <w:r>
-        <w:rPr>
-          <w:b/>
-          <w:bCs/>
-        </w:rPr>
-        <w:t xml:space="preserve"> </w:t>
-      </w:r>
-      <w:r>
-        <w:rPr>
-          <w:b/>
-          <w:bCs/>
-        </w:rPr>
-        <w:t xml:space="preserve">restriction</w:t>
-      </w:r>
-      <w:r>
-        <w:t xml:space="preserve"> </w:t>
-      </w:r>
-      <w:r>
-        <w:t xml:space="preserve">from a second device and read the</w:t>
-      </w:r>
-      <w:r>
-        <w:t xml:space="preserve"> </w:t>
-      </w:r>
-      <w:r>
-        <w:t xml:space="preserve">“IP the server sees for you:”</w:t>
-      </w:r>
-      <w:r>
-        <w:t xml:space="preserve"> </w:t>
-      </w:r>
-      <w:r>
-        <w:t xml:space="preserve">line. If it shows the same address for two different devices, you are still</w:t>
-      </w:r>
-      <w:r>
-        <w:t xml:space="preserve"> </w:t>
-      </w:r>
-      <w:r>
-        <w:t xml:space="preserve">behind the proxy.</w:t>
+        <w:t xml:space="preserve">If nginx genuinely forwards no chain (or no</w:t>
+      </w:r>
+      <w:r>
+        <w:t xml:space="preserve"> </w:t>
+      </w:r>
+      <w:r>
+        <w:rPr>
+          <w:rStyle w:val="VerbatimChar"/>
+        </w:rPr>
+        <w:t xml:space="preserve">X-Real-IP</w:t>
+      </w:r>
+      <w:r>
+        <w:t xml:space="preserve">), the gate falls back</w:t>
+      </w:r>
+      <w:r>
+        <w:t xml:space="preserve"> </w:t>
+      </w:r>
+      <w:r>
+        <w:t xml:space="preserve">to the socket address: safe, but visitors still look identical. In that case</w:t>
+      </w:r>
+      <w:r>
+        <w:t xml:space="preserve"> </w:t>
+      </w:r>
+      <w:r>
+        <w:t xml:space="preserve">the app-side fix is not enough and the proxy has to send the header.</w:t>
       </w:r>
     </w:p>
     <w:p>
@@ -5377,52 +5769,22 @@
         </w:numPr>
       </w:pPr>
       <w:r>
-        <w:t xml:space="preserve">Behind an nginx/Caddy reverse proxy the socket address is the proxy’s. In</w:t>
-      </w:r>
-      <w:r>
-        <w:t xml:space="preserve"> </w:t>
-      </w:r>
-      <w:r>
-        <w:t xml:space="preserve">that topology you would need PROXY protocol or to accept the trust-proxy</w:t>
-      </w:r>
-      <w:r>
-        <w:t xml:space="preserve"> </w:t>
-      </w:r>
-      <w:r>
-        <w:t xml:space="preserve">trade-off; a plain</w:t>
-      </w:r>
-      <w:r>
-        <w:t xml:space="preserve"> </w:t>
-      </w:r>
-      <w:r>
-        <w:rPr>
-          <w:rStyle w:val="VerbatimChar"/>
-        </w:rPr>
-        <w:t xml:space="preserve">X-Forwarded-For</w:t>
-      </w:r>
-      <w:r>
-        <w:t xml:space="preserve"> </w:t>
-      </w:r>
-      <w:r>
-        <w:t xml:space="preserve">from a proxy you control is the usual</w:t>
-      </w:r>
-      <w:r>
-        <w:t xml:space="preserve"> </w:t>
-      </w:r>
-      <w:r>
-        <w:t xml:space="preserve">answer, and it is a change to</w:t>
-      </w:r>
-      <w:r>
-        <w:t xml:space="preserve"> </w:t>
-      </w:r>
-      <w:r>
-        <w:rPr>
-          <w:rStyle w:val="VerbatimChar"/>
-        </w:rPr>
-        <w:t xml:space="preserve">decideAccess</w:t>
-      </w:r>
-      <w:r>
-        <w:t xml:space="preserve">, not a config toggle.</w:t>
+        <w:rPr>
+          <w:rStyle w:val="VerbatimChar"/>
+        </w:rPr>
+        <w:t xml:space="preserve">IP_ACCESS_ENFORCE=false</w:t>
+      </w:r>
+      <w:r>
+        <w:t xml:space="preserve"> </w:t>
+      </w:r>
+      <w:r>
+        <w:t xml:space="preserve">is the break-glass. It disables enforcement</w:t>
+      </w:r>
+      <w:r>
+        <w:t xml:space="preserve"> </w:t>
+      </w:r>
+      <w:r>
+        <w:t xml:space="preserve">entirely, without touching the saved list.</w:t>
       </w:r>
     </w:p>
     <w:p>
@@ -5434,22 +5796,56 @@
         </w:numPr>
       </w:pPr>
       <w:r>
-        <w:rPr>
-          <w:rStyle w:val="VerbatimChar"/>
-        </w:rPr>
-        <w:t xml:space="preserve">IP_ACCESS_ENFORCE=false</w:t>
-      </w:r>
-      <w:r>
-        <w:t xml:space="preserve"> </w:t>
-      </w:r>
-      <w:r>
-        <w:t xml:space="preserve">is the break-glass. It disables enforcement</w:t>
-      </w:r>
-      <w:r>
-        <w:t xml:space="preserve"> </w:t>
-      </w:r>
-      <w:r>
-        <w:t xml:space="preserve">entirely, without touching the saved list.</w:t>
+        <w:t xml:space="preserve">The published port is a bypass surface for the</w:t>
+      </w:r>
+      <w:r>
+        <w:t xml:space="preserve"> </w:t>
+      </w:r>
+      <w:r>
+        <w:rPr>
+          <w:i/>
+          <w:iCs/>
+        </w:rPr>
+        <w:t xml:space="preserve">proxy trust</w:t>
+      </w:r>
+      <w:r>
+        <w:t xml:space="preserve"> </w:t>
+      </w:r>
+      <w:r>
+        <w:t xml:space="preserve">idea: anyone who</w:t>
+      </w:r>
+      <w:r>
+        <w:t xml:space="preserve"> </w:t>
+      </w:r>
+      <w:r>
+        <w:t xml:space="preserve">can reach the container port directly arrives with their own socket address,</w:t>
+      </w:r>
+      <w:r>
+        <w:t xml:space="preserve"> </w:t>
+      </w:r>
+      <w:r>
+        <w:t xml:space="preserve">so they are judged as themselves (and blocked unless listed). Keeping the</w:t>
+      </w:r>
+      <w:r>
+        <w:t xml:space="preserve"> </w:t>
+      </w:r>
+      <w:r>
+        <w:t xml:space="preserve">mapping host-local (</w:t>
+      </w:r>
+      <w:r>
+        <w:rPr>
+          <w:rStyle w:val="VerbatimChar"/>
+        </w:rPr>
+        <w:t xml:space="preserve">127.0.0.1:8073:8073</w:t>
+      </w:r>
+      <w:r>
+        <w:t xml:space="preserve">) or firewalling it to the nginx</w:t>
+      </w:r>
+      <w:r>
+        <w:t xml:space="preserve"> </w:t>
+      </w:r>
+      <w:r>
+        <w:t xml:space="preserve">machine is extra defence in depth, not a requirement.</w:t>
       </w:r>
     </w:p>
     <w:p>
@@ -5493,7 +5889,7 @@
         <w:t xml:space="preserve"> </w:t>
       </w:r>
       <w:r>
-        <w:t xml:space="preserve">JSON, with the real reason logged server-side.</w:t>
+        <w:t xml:space="preserve">JSON, with the real reason and the resolved address logged server-side.</w:t>
       </w:r>
       <w:r>
         <w:t xml:space="preserve"> </w:t>
@@ -5523,13 +5919,13 @@
         <w:t xml:space="preserve"> </w:t>
       </w:r>
       <w:r>
-        <w:t xml:space="preserve">route are exempt so you can always fix the list</w:t>
-      </w:r>
-      <w:r>
-        <w:t xml:space="preserve"> </w:t>
-      </w:r>
-      <w:r>
-        <w:t xml:space="preserve">from inside the app.</w:t>
+        <w:t xml:space="preserve">route are exempt so you</w:t>
+      </w:r>
+      <w:r>
+        <w:t xml:space="preserve"> </w:t>
+      </w:r>
+      <w:r>
+        <w:t xml:space="preserve">can always fix the list from inside the app.</w:t>
       </w:r>
     </w:p>
     <w:bookmarkEnd w:id="28"/>
@@ -7021,7 +7417,7 @@
               <w:pStyle w:val="Compact"/>
             </w:pPr>
             <w:r>
-              <w:t xml:space="preserve">allowlist switched on with the wrong entries (Docker gateway issue)</w:t>
+              <w:t xml:space="preserve">allowlist switched on with the wrong entries (proxy or Docker gateway address, not the visitor’s)</w:t>
             </w:r>
           </w:p>
         </w:tc>
@@ -7048,6 +7444,80 @@
                 <w:rStyle w:val="VerbatimChar"/>
               </w:rPr>
               <w:t xml:space="preserve">"true"</w:t>
+            </w:r>
+          </w:p>
+        </w:tc>
+      </w:tr>
+      <w:tr>
+        <w:tc>
+          <w:tcPr/>
+          <w:p>
+            <w:pPr>
+              <w:pStyle w:val="Compact"/>
+            </w:pPr>
+            <w:r>
+              <w:t xml:space="preserve">The allowlist cannot tell two visitors apart, or the Settings card shows the same IP for both devices</w:t>
+            </w:r>
+          </w:p>
+        </w:tc>
+        <w:tc>
+          <w:tcPr/>
+          <w:p>
+            <w:pPr>
+              <w:pStyle w:val="Compact"/>
+            </w:pPr>
+            <w:r>
+              <w:t xml:space="preserve">nginx forwards the traffic but its address is not in</w:t>
+            </w:r>
+            <w:r>
+              <w:t xml:space="preserve"> </w:t>
+            </w:r>
+            <w:r>
+              <w:rPr>
+                <w:rStyle w:val="VerbatimChar"/>
+              </w:rPr>
+              <w:t xml:space="preserve">IP_ACCESS_TRUSTED_PROXIES</w:t>
+            </w:r>
+            <w:r>
+              <w:t xml:space="preserve">, so the gate still compares socket addresses</w:t>
+            </w:r>
+          </w:p>
+        </w:tc>
+        <w:tc>
+          <w:tcPr/>
+          <w:p>
+            <w:pPr>
+              <w:pStyle w:val="Compact"/>
+            </w:pPr>
+            <w:r>
+              <w:t xml:space="preserve">add the proxy (and</w:t>
+            </w:r>
+            <w:r>
+              <w:t xml:space="preserve"> </w:t>
+            </w:r>
+            <w:r>
+              <w:rPr>
+                <w:rStyle w:val="VerbatimChar"/>
+              </w:rPr>
+              <w:t xml:space="preserve">172.17.0.1</w:t>
+            </w:r>
+            <w:r>
+              <w:t xml:space="preserve"> </w:t>
+            </w:r>
+            <w:r>
+              <w:t xml:space="preserve">when a port is published) to</w:t>
+            </w:r>
+            <w:r>
+              <w:t xml:space="preserve"> </w:t>
+            </w:r>
+            <w:r>
+              <w:rPr>
+                <w:rStyle w:val="VerbatimChar"/>
+              </w:rPr>
+              <w:t xml:space="preserve">IP_ACCESS_TRUSTED_PROXIES</w:t>
+            </w:r>
+            <w:r>
+              <w:t xml:space="preserve">, re-create, then re-check the card from a second device</w:t>
             </w:r>
           </w:p>
         </w:tc>
